--- a/00_АУДИТ_ДОГОВОР/ИТОГОВЫЙ_ДОГОВОР_ПЕРЕПЕЧАЙ_v3_FINAL.docx
+++ b/00_АУДИТ_ДОГОВОР/ИТОГОВЫЙ_ДОГОВОР_ПЕРЕПЕЧАЙ_v3_FINAL.docx
@@ -332,7 +332,7 @@
           <w:b w:val="0"/>
           <w:sz w:val="24"/>
         </w:rPr>
-        <w:t>Непосредственная отправка отчётов и уведомлений в государственные органы от имени Заказчика осуществляется Исполнителем только при условии предоставления Заказчиком оформленной в установленном порядке доверенности, сертификата квалифицированной электронной подписи и (при необходимости) машиночитаемой доверенности. В отсутствие указанных полномочий Исполнитель несёт ответственность за своевременную подготовку проектов документов и их передачу Заказчику, а ответственность за своевременное подписание и отправку документов несёт Заказчик. В доверенности фиксируются срок полномочий, конкретные информационные системы и виды документов; Исполнитель не использует личный ключ электронной подписи Заказчика. Квитанции о приёме документов государственным органом передаются Заказчику в день получения.</w:t>
+        <w:t>Непосредственная отправка отчётов и уведомлений в государственные органы от имени Заказчика осуществляется Исполнителем только при условии предоставления Заказчиком оформленной в установленном порядке доверенности, сертификата квалифицированной электронной подписи и (при необходимости) машиночитаемой доверенности. В отсутствие указанных полномочий Исполнитель несёт ответственность за своевременную подготовку проектов документов и их передачу Заказчику, а ответственность за своевременное подписание и отправку документов несёт Заказчик. В доверенности фиксируются срок полномочий, конкретные информационные системы и виды документов; форма доверенности приведена в Приложении № 10 к Договору (Стороны вправе согласовать иную форму); Исполнитель не использует личный ключ электронной подписи Заказчика. Квитанции о приёме документов государственным органом передаются Заказчику в день получения.</w:t>
       </w:r>
     </w:p>
     <w:p>
@@ -595,7 +595,7 @@
           <w:b w:val="0"/>
           <w:sz w:val="24"/>
         </w:rPr>
-        <w:t>– своевременно предоставлять Исполнителю документы, сведения, персональные данные и сканы документов, необходимые для оказания Услуг, в соответствии с Графиком документооборота (Приложение № 4 к Договору), в котором Стороны согласовывают состав, сроки, порядок передачи, ответственных лиц и маршрут «готовит — подписывает — отправляет — хранит подтверждение» для каждой кадровой процедуры. До утверждения Графика применяются следующие правила: по обычным кадровым процедурам (приёмы, увольнения, переводы, отпуска) — не позднее 3 рабочих дней с момента кадрового события; по уведомлениям, для которых установлен законный срок подачи на следующий рабочий день (в том числе по подразделу 1.1 раздела 1 ЕФС-1 о кадровых событиях), — незамедлительно, в день кадрового события (либо не позднее 10:00 следующего рабочего дня); по уведомлениям в УВМ МВД (заключение/прекращение договора с иностранным работником) — не позднее 1 рабочего дня с момента события при общем сроке подачи 3 рабочих дня; по иным уведомлениям в военные комиссариаты — не позднее чем за 2 рабочих дня до истечения установленного законом 5-дневного срока. При предоставлении документов с нарушением указанных сроков Исполнитель не несёт ответственности за пропуск внешнего срока подачи в той мере, в которой нарушение срока передачи непосредственно повлияло на возможность своевременной подачи;</w:t>
+        <w:t>– своевременно предоставлять Исполнителю документы, сведения, персональные данные и сканы документов, необходимые для оказания Услуг, в соответствии с Графиком документооборота (Приложение № 4 к Договору), в котором Стороны согласовывают состав, сроки, порядок передачи, ответственных лиц и маршрут «готовит — подписывает — отправляет — хранит подтверждение» для каждой кадровой процедуры. До утверждения Графика применяются следующие правила: по обычным кадровым процедурам (приёмы, увольнения, переводы, отпуска) — не позднее 3 рабочих дней с момента кадрового события; по уведомлениям, для которых установлен законный срок подачи на следующий рабочий день (в том числе по подразделу 1.1 раздела 1 ЕФС-1 о кадровых событиях), — незамедлительно, в день кадрового события (либо не позднее 10:00 следующего рабочего дня); по уведомлениям в УВМ МВД (заключение/прекращение договора с иностранным работником) — не позднее 1 рабочего дня с момента события при общем сроке подачи 3 рабочих дня; по иным уведомлениям в военные комиссариаты — не позднее чем за 2 рабочих дня до истечения установленного законом 5-дневного срока. Передача Заказчиком Исполнителю и обратно документов, содержащих персональные данные, фиксируется в Журнале передачи персональных данных (Приложение № 6 к Договору). При предоставлении документов с нарушением указанных сроков Исполнитель не несёт ответственности за пропуск внешнего срока подачи в той мере, в которой нарушение срока передачи непосредственно повлияло на возможность своевременной подачи;</w:t>
       </w:r>
     </w:p>
     <w:p>
@@ -746,7 +746,7 @@
           <w:b w:val="0"/>
           <w:sz w:val="24"/>
         </w:rPr>
-        <w:t>В случае нарушения срока оплаты Исполнитель вправе не приступать к оказанию Услуг за соответствующий месяц; при просрочке оплаты более чем на 3 (три) календарных дня Исполнитель вправе приостановить начатое оказание Услуг до момента полного погашения задолженности, уведомив Заказчика не позднее чем за 1 рабочий день до приостановки в письменном виде (в том числе по согласованному каналу электронной связи), с перечнем срочных задач, сроки по которым истекают в период приостановки. Срок оказания Услуг продлевается на период просрочки оплаты, за исключением сроков подачи отчётности в государственные органы, ответственность за соблюдение которых в период приостановки несёт Заказчик.</w:t>
+        <w:t>В случае нарушения срока оплаты Исполнитель вправе не приступать к оказанию Услуг за соответствующий месяц; при просрочке оплаты более чем на 3 (три) календарных дня Исполнитель вправе приостановить начатое оказание Услуг до момента полного погашения задолженности, уведомив Заказчика не позднее чем за 1 рабочий день до приостановки в письменном виде (в том числе по согласованному каналу электронной связи), с перечнем срочных задач, сроки по которым истекают в период приостановки (форма уведомления — Приложение № 9 к Договору). Срок оказания Услуг продлевается на период просрочки оплаты, за исключением сроков подачи отчётности в государственные органы, ответственность за соблюдение которых в период приостановки несёт Заказчик.</w:t>
       </w:r>
     </w:p>
     <w:p>
@@ -799,7 +799,7 @@
           <w:b w:val="0"/>
           <w:sz w:val="24"/>
         </w:rPr>
-        <w:t>Заказчик в течение 3 (трёх) рабочих дней с момента подтверждённой доставки Акта подписывает его и направляет Исполнителю электронную копию либо направляет мотивированный отказ на согласованный адрес электронной почты Исполнителя. Стороны признают юридическую силу документов, направленных по каналам электронной связи, указанным в разделе 7 Договора, при условии что они позволяют достоверно установить отправителя.</w:t>
+        <w:t>Заказчик в течение 3 (трёх) рабочих дней с момента подтверждённой доставки Акта подписывает его и направляет Исполнителю электронную копию либо направляет мотивированный отказ на согласованный адрес электронной почты Исполнителя (форма — Приложение № 9 к Договору). Стороны признают юридическую силу документов, направленных по каналам электронной связи, указанным в разделе 7 Договора, при условии что они позволяют достоверно установить отправителя.</w:t>
       </w:r>
     </w:p>
     <w:p>
@@ -1216,7 +1216,7 @@
           <w:b w:val="0"/>
           <w:sz w:val="24"/>
         </w:rPr>
-        <w:t xml:space="preserve"> При расторжении Стороны в течение 5 рабочих дней с даты расторжения подписывают итоговый Акт оказанных Услуг и Акт приёма-передачи документов и материальных носителей, содержащих персональные данные работников Заказчика, с перечнем незавершённых процедур и ближайших внешних сроков. После подписания Акта приёма-передачи Исполнитель в течение 30 календарных дней возвращает Заказчику оригиналы кадровых документов (по описи), после чего уничтожает свои рабочие копии, содержащие персональные данные, за исключением копий документов, хранение которых обязательно для Исполнителя в силу законодательства РФ (Договор, Акты, платёжные документы, переписка по урегулированию споров). Доступ Исполнителя к информационным системам Заказчика блокируется в дату расторжения. Положения о конфиденциальности продолжают действовать согласно п. 2.1 Договора.</w:t>
+        <w:t xml:space="preserve"> При расторжении Стороны в течение 5 рабочих дней с даты расторжения подписывают итоговый Акт оказанных Услуг и Акт приёма-передачи документов и материальных носителей, содержащих персональные данные работников Заказчика, по форме Приложения № 7 к Договору, с перечнем незавершённых процедур и ближайших внешних сроков. После подписания Акта приёма-передачи Исполнитель в течение 30 календарных дней возвращает Заказчику оригиналы кадровых документов (по описи), после чего уничтожает свои рабочие копии, содержащие персональные данные, за исключением копий документов, хранение которых обязательно для Исполнителя в силу законодательства РФ (Договор, Акты, платёжные документы, переписка по урегулированию споров). Доступ Исполнителя к информационным системам Заказчика блокируется в дату расторжения. Положения о конфиденциальности продолжают действовать согласно п. 2.1 Договора.</w:t>
       </w:r>
     </w:p>
     <w:p>
@@ -1921,6 +1921,161 @@
         <w:t xml:space="preserve"> — Форма Акта сдачи-приёмки оказанных Услуг (с детализацией).</w:t>
       </w:r>
     </w:p>
+    <w:p>
+      <w:pPr>
+        <w:spacing w:line="276" w:lineRule="auto" w:after="40"/>
+        <w:ind w:left="624" w:hanging="227"/>
+        <w:jc w:val="both"/>
+      </w:pPr>
+      <w:r>
+        <w:rPr>
+          <w:rFonts w:ascii="Times New Roman" w:hAnsi="Times New Roman" w:eastAsia="Times New Roman" w:cs="Times New Roman"/>
+          <w:b w:val="0"/>
+          <w:sz w:val="24"/>
+        </w:rPr>
+        <w:t xml:space="preserve">6. </w:t>
+      </w:r>
+      <w:r>
+        <w:rPr>
+          <w:rFonts w:ascii="Times New Roman" w:hAnsi="Times New Roman" w:eastAsia="Times New Roman" w:cs="Times New Roman"/>
+          <w:b/>
+          <w:sz w:val="24"/>
+        </w:rPr>
+        <w:t>Приложение № 6</w:t>
+      </w:r>
+      <w:r>
+        <w:rPr>
+          <w:rFonts w:ascii="Times New Roman" w:hAnsi="Times New Roman" w:eastAsia="Times New Roman" w:cs="Times New Roman"/>
+          <w:b w:val="0"/>
+          <w:sz w:val="24"/>
+        </w:rPr>
+        <w:t xml:space="preserve"> — Форма Журнала передачи персональных данных (к Приложению № 3).</w:t>
+      </w:r>
+    </w:p>
+    <w:p>
+      <w:pPr>
+        <w:spacing w:line="276" w:lineRule="auto" w:after="40"/>
+        <w:ind w:left="624" w:hanging="227"/>
+        <w:jc w:val="both"/>
+      </w:pPr>
+      <w:r>
+        <w:rPr>
+          <w:rFonts w:ascii="Times New Roman" w:hAnsi="Times New Roman" w:eastAsia="Times New Roman" w:cs="Times New Roman"/>
+          <w:b w:val="0"/>
+          <w:sz w:val="24"/>
+        </w:rPr>
+        <w:t xml:space="preserve">7. </w:t>
+      </w:r>
+      <w:r>
+        <w:rPr>
+          <w:rFonts w:ascii="Times New Roman" w:hAnsi="Times New Roman" w:eastAsia="Times New Roman" w:cs="Times New Roman"/>
+          <w:b/>
+          <w:sz w:val="24"/>
+        </w:rPr>
+        <w:t>Приложение № 7</w:t>
+      </w:r>
+      <w:r>
+        <w:rPr>
+          <w:rFonts w:ascii="Times New Roman" w:hAnsi="Times New Roman" w:eastAsia="Times New Roman" w:cs="Times New Roman"/>
+          <w:b w:val="0"/>
+          <w:sz w:val="24"/>
+        </w:rPr>
+        <w:t xml:space="preserve"> — Форма Акта приёма-передачи документов и материальных носителей, содержащих персональные данные, при прекращении Договора (к п. 5.3 Договора).</w:t>
+      </w:r>
+    </w:p>
+    <w:p>
+      <w:pPr>
+        <w:spacing w:line="276" w:lineRule="auto" w:after="40"/>
+        <w:ind w:left="624" w:hanging="227"/>
+        <w:jc w:val="both"/>
+      </w:pPr>
+      <w:r>
+        <w:rPr>
+          <w:rFonts w:ascii="Times New Roman" w:hAnsi="Times New Roman" w:eastAsia="Times New Roman" w:cs="Times New Roman"/>
+          <w:b w:val="0"/>
+          <w:sz w:val="24"/>
+        </w:rPr>
+        <w:t xml:space="preserve">8. </w:t>
+      </w:r>
+      <w:r>
+        <w:rPr>
+          <w:rFonts w:ascii="Times New Roman" w:hAnsi="Times New Roman" w:eastAsia="Times New Roman" w:cs="Times New Roman"/>
+          <w:b/>
+          <w:sz w:val="24"/>
+        </w:rPr>
+        <w:t>Приложение № 8</w:t>
+      </w:r>
+      <w:r>
+        <w:rPr>
+          <w:rFonts w:ascii="Times New Roman" w:hAnsi="Times New Roman" w:eastAsia="Times New Roman" w:cs="Times New Roman"/>
+          <w:b w:val="0"/>
+          <w:sz w:val="24"/>
+        </w:rPr>
+        <w:t xml:space="preserve"> — Форма Акта об уничтожении персональных данных (к Приложению № 3).</w:t>
+      </w:r>
+    </w:p>
+    <w:p>
+      <w:pPr>
+        <w:spacing w:line="276" w:lineRule="auto" w:after="40"/>
+        <w:ind w:left="624" w:hanging="227"/>
+        <w:jc w:val="both"/>
+      </w:pPr>
+      <w:r>
+        <w:rPr>
+          <w:rFonts w:ascii="Times New Roman" w:hAnsi="Times New Roman" w:eastAsia="Times New Roman" w:cs="Times New Roman"/>
+          <w:b w:val="0"/>
+          <w:sz w:val="24"/>
+        </w:rPr>
+        <w:t xml:space="preserve">9. </w:t>
+      </w:r>
+      <w:r>
+        <w:rPr>
+          <w:rFonts w:ascii="Times New Roman" w:hAnsi="Times New Roman" w:eastAsia="Times New Roman" w:cs="Times New Roman"/>
+          <w:b/>
+          <w:sz w:val="24"/>
+        </w:rPr>
+        <w:t>Приложение № 9</w:t>
+      </w:r>
+      <w:r>
+        <w:rPr>
+          <w:rFonts w:ascii="Times New Roman" w:hAnsi="Times New Roman" w:eastAsia="Times New Roman" w:cs="Times New Roman"/>
+          <w:b w:val="0"/>
+          <w:sz w:val="24"/>
+        </w:rPr>
+        <w:t xml:space="preserve"> — Формы уведомлений и досудебных документов: уведомление о приостановке оказания Услуг (п. 3.2), мотивированный отказ от приёмки Акта (п. 3.3), уведомление об инциденте с персональными данными (Приложение № 3), уведомление о смене контактного лица (п. 2.2), претензия (п. 4.4).</w:t>
+      </w:r>
+    </w:p>
+    <w:p>
+      <w:pPr>
+        <w:spacing w:line="276" w:lineRule="auto" w:after="40"/>
+        <w:ind w:left="624" w:hanging="227"/>
+        <w:jc w:val="both"/>
+      </w:pPr>
+      <w:r>
+        <w:rPr>
+          <w:rFonts w:ascii="Times New Roman" w:hAnsi="Times New Roman" w:eastAsia="Times New Roman" w:cs="Times New Roman"/>
+          <w:b w:val="0"/>
+          <w:sz w:val="24"/>
+        </w:rPr>
+        <w:t xml:space="preserve">10. </w:t>
+      </w:r>
+      <w:r>
+        <w:rPr>
+          <w:rFonts w:ascii="Times New Roman" w:hAnsi="Times New Roman" w:eastAsia="Times New Roman" w:cs="Times New Roman"/>
+          <w:b/>
+          <w:sz w:val="24"/>
+        </w:rPr>
+        <w:t>Приложение № 10</w:t>
+      </w:r>
+      <w:r>
+        <w:rPr>
+          <w:rFonts w:ascii="Times New Roman" w:hAnsi="Times New Roman" w:eastAsia="Times New Roman" w:cs="Times New Roman"/>
+          <w:b w:val="0"/>
+          <w:sz w:val="24"/>
+        </w:rPr>
+        <w:t xml:space="preserve"> — Форма доверенности на представление интересов Заказчика (к п. 1.3 Договора).</w:t>
+      </w:r>
+    </w:p>
     <w:sectPr>
       <w:footerReference w:type="default" r:id="rId9"/>
       <w:pgSz w:w="11906" w:h="16838"/>

--- a/00_АУДИТ_ДОГОВОР/ИТОГОВЫЙ_ДОГОВОР_ПЕРЕПЕЧАЙ_v3_FINAL.docx
+++ b/00_АУДИТ_ДОГОВОР/ИТОГОВЫЙ_ДОГОВОР_ПЕРЕПЕЧАЙ_v3_FINAL.docx
@@ -317,7 +317,7 @@
           <w:b w:val="0"/>
           <w:sz w:val="24"/>
         </w:rPr>
-        <w:t>– текущая проверка договоров ГПХ с физическими лицами и самозанятыми (до 10 договоров в месяц) на наличие признаков трудовых отношений; проверка статуса самозанятых перед выплатами.</w:t>
+        <w:t>– текущая проверка договоров ГПХ с физическими лицами и самозанятыми (до 10 договоров в месяц) на наличие признаков трудовых отношений, включая проверку условия об уплате страховых взносов на травматизм (подп. 5.1 п. 2 ст. 11 Федерального закона от 01.04.1996 № 27-ФЗ); проверка статуса самозанятых перед выплатами.</w:t>
       </w:r>
     </w:p>
     <w:p>
@@ -693,7 +693,7 @@
           <w:b w:val="0"/>
           <w:sz w:val="24"/>
         </w:rPr>
-        <w:t>В случае увеличения обслуживаемой численности сверх указанных лимитов стоимость Услуг автоматически пересчитывается начиная с 1-го числа месяца, следующего за месяцем, в котором численность превысила лимит, по следующим ставкам: за каждого дополнительного штатного работника — 694,44 рубля (шестьсот девяносто четыре рубля 44 копейки) в месяц, что составляет 1/36 базовой цены; за каждого дополнительного иностранного работника — 1 500 (одна тысяча пятьсот) рублей в месяц.</w:t>
+        <w:t>В случае увеличения обслуживаемой численности сверх указанных лимитов стоимость Услуг автоматически пересчитывается начиная с 1-го числа месяца, следующего за месяцем, в котором численность превысила лимит, по следующим ставкам: за каждого дополнительного штатного работника — 694,44 рубля (шестьсот девяносто четыре рубля 44 копейки) в месяц, что соответствует 1/36 базовой цены с округлением до копеек; за каждого дополнительного иностранного работника — 1 500 (одна тысяча пятьсот) рублей в месяц.</w:t>
       </w:r>
     </w:p>
     <w:p>
@@ -1071,7 +1071,7 @@
           <w:b w:val="0"/>
           <w:sz w:val="24"/>
         </w:rPr>
-        <w:t>Стороны применяют следующий досудебный (претензионный) порядок. Претензии по качеству, объёму, срокам и стоимости Услуг направляются в письменном виде в течение 30 (тридцати) календарных дней с момента, когда Сторона узнала или должна была узнать об основании претензии; Сторона обязана рассмотреть претензию и направить ответ в течение 10 (десяти) рабочих дней с момента её получения, если иной срок не установлен законом. Претензии, связанные с административными санкциями, направляются Заказчиком незамедлительно, но не позднее следующего рабочего дня с момента получения копии постановления (акта), с приложением всех материалов; Исполнителю предоставляется возможность участвовать в обжаловании, при этом Стороны учитывают, что срок обжалования постановления по делу об административном правонарушении составляет 10 (десять) суток со дня вручения или получения его копии (ч. 1 ст. 30.3 КоАП РФ) и участие Исполнителя не приостанавливает самостоятельную защиту Заказчиком своих интересов. Пропуск Сторонами указанных досудебных сроков не прекращает требований, не является отказом от права и не изменяет срок исковой давности; указанные сроки не распространяются на требования, связанные с умышленными действиями, и на скрытые недостатки.</w:t>
+        <w:t>Стороны применяют следующий досудебный (претензионный) порядок. Претензии по качеству, объёму, срокам и стоимости Услуг направляются в письменном виде в течение 30 (тридцати) календарных дней с момента, когда Сторона узнала или должна была узнать об основании претензии; Сторона обязана рассмотреть претензию и направить ответ в течение 10 (десяти) рабочих дней с момента её получения, если иной срок не установлен законом. Претензии, связанные с административными санкциями, направляются Заказчиком незамедлительно, но не позднее следующего рабочего дня с момента получения копии постановления (акта), с приложением всех материалов; Исполнителю предоставляется возможность участвовать в обжаловании, при этом Стороны учитывают, что срок обжалования постановления по делу об административном правонарушении составляет 10 (десять) дней со дня вручения или получения его копии (ч. 1 ст. 30.3 КоАП РФ) и участие Исполнителя не приостанавливает самостоятельную защиту Заказчиком своих интересов. Пропуск Сторонами указанных досудебных сроков не прекращает требований, не является отказом от права и не изменяет срок исковой давности; указанные сроки не распространяются на требования, связанные с умышленными действиями, и на скрытые недостатки.</w:t>
       </w:r>
     </w:p>
     <w:p>
@@ -1375,7 +1375,7 @@
           <w:b w:val="0"/>
           <w:sz w:val="24"/>
         </w:rPr>
-        <w:t>Сообщения, направленные по указанным каналам, считаются доставленными в день направления (при отправке до 18:00 рабочего дня) либо в следующий рабочий день. Сторона, сменившая реквизиты без своевременного уведомления, несёт риск связанных с этим неблагоприятных последствий. Допускается обмен сканами подписанных документов по электронной почте; оригиналы передаются по запросу любой из Сторон.</w:t>
+        <w:t>Сообщения, направленные по указанным каналам, считаются доставленными в день направления (при отправке до 18:00 рабочего дня) либо в следующий рабочий день. Сторона, сменившая реквизиты без своевременного уведомления, несёт риск связанных с этим неблагоприятных последствий. Допускается обмен сканами подписанных документов по электронной почте; оригиналы передаются по запросу любой из Сторон. Корреспонденция, направляемая почтой (в том числе претензии), направляется по адресам Сторон, указанным в настоящем разделе (для Исполнителя — адрес регистрации; для Заказчика — юридический адрес).</w:t>
       </w:r>
     </w:p>
     <w:tbl>

--- a/00_АУДИТ_ДОГОВОР/ИТОГОВЫЙ_ДОГОВОР_ПЕРЕПЕЧАЙ_v3_FINAL.docx
+++ b/00_АУДИТ_ДОГОВОР/ИТОГОВЫЙ_ДОГОВОР_ПЕРЕПЕЧАЙ_v3_FINAL.docx
@@ -708,7 +708,22 @@
           <w:b w:val="0"/>
           <w:sz w:val="24"/>
         </w:rPr>
-        <w:t>При уменьшении обслуживаемой численности стоимость Услуг уменьшается в том же порядке с 1-го числа следующего месяца. Неполный месяц в начале и (или) окончании срока действия Договора оплачивается пропорционально количеству календарных дней обслуживания. Дополнительные работы, не предусмотренные п. 1.3 Договора, выполняются на основании дополнительного соглашения Сторон; Исполнитель вправе не приступать к таким работам до согласования их стоимости.</w:t>
+        <w:t>Стоимость Услуг не уменьшается при уменьшении обслуживаемой численности и не зависит от фактического количества кадровых событий, обращений и иных операций в отчётном месяце: базовая стоимость 25 000 рублей является фиксированной ежемесячной стоимостью Услуг за согласованный объём Услуг (п. 1.3 Договора) при обслуживаемой численности в пределах лимитов, указанных в абзаце первом настоящего пункта. Дополнительные ставки применяются только к численности сверх указанных лимитов; при возврате обслуживаемой численности в пределы лимитов начисление дополнительных ставок прекращается начиная с 1-го числа месяца, следующего за месяцем возврата, при этом итоговая стоимость Услуг не может составлять менее базовой. Изменение базовой стоимости допускается только по письменному соглашению Сторон.</w:t>
+      </w:r>
+    </w:p>
+    <w:p>
+      <w:pPr>
+        <w:spacing w:line="276" w:lineRule="auto" w:after="80"/>
+        <w:ind w:firstLine="709"/>
+        <w:jc w:val="both"/>
+      </w:pPr>
+      <w:r>
+        <w:rPr>
+          <w:rFonts w:ascii="Times New Roman" w:hAnsi="Times New Roman" w:eastAsia="Times New Roman" w:cs="Times New Roman"/>
+          <w:b w:val="0"/>
+          <w:sz w:val="24"/>
+        </w:rPr>
+        <w:t>Неполный месяц в начале и (или) окончании срока действия Договора оплачивается пропорционально количеству календарных дней обслуживания. Дополнительные работы, не предусмотренные п. 1.3 Договора, выполняются на основании дополнительного соглашения Сторон; Исполнитель вправе не приступать к таким работам до согласования их стоимости.</w:t>
       </w:r>
     </w:p>
     <w:p>
